--- a/Жук/3screens.docx
+++ b/Жук/3screens.docx
@@ -8,6 +8,8 @@
           <w:lang w:val="en-US"/>
         </w:rPr>
       </w:pPr>
+      <w:bookmarkStart w:id="0" w:name="_Hlk225118295"/>
+      <w:bookmarkEnd w:id="0"/>
       <w:r>
         <w:rPr>
           <w:noProof/>
@@ -197,61 +199,7 @@
           <w:lang w:val="en-US"/>
         </w:rPr>
         <w:drawing>
-          <wp:inline distT="0" distB="0" distL="0" distR="0" wp14:anchorId="173B2CE7" wp14:editId="02FCF79C">
-            <wp:extent cx="5420360" cy="1543685"/>
-            <wp:effectExtent l="0" t="0" r="8890" b="0"/>
-            <wp:docPr id="40" name="Рисунок 40"/>
-            <wp:cNvGraphicFramePr>
-              <a:graphicFrameLocks xmlns:a="http://schemas.openxmlformats.org/drawingml/2006/main" noChangeAspect="1"/>
-            </wp:cNvGraphicFramePr>
-            <a:graphic xmlns:a="http://schemas.openxmlformats.org/drawingml/2006/main">
-              <a:graphicData uri="http://schemas.openxmlformats.org/drawingml/2006/picture">
-                <pic:pic xmlns:pic="http://schemas.openxmlformats.org/drawingml/2006/picture">
-                  <pic:nvPicPr>
-                    <pic:cNvPr id="0" name="Picture 4"/>
-                    <pic:cNvPicPr>
-                      <a:picLocks noChangeAspect="1" noChangeArrowheads="1"/>
-                    </pic:cNvPicPr>
-                  </pic:nvPicPr>
-                  <pic:blipFill>
-                    <a:blip r:embed="rId8">
-                      <a:extLst>
-                        <a:ext uri="{28A0092B-C50C-407E-A947-70E740481C1C}">
-                          <a14:useLocalDpi xmlns:a14="http://schemas.microsoft.com/office/drawing/2010/main" val="0"/>
-                        </a:ext>
-                      </a:extLst>
-                    </a:blip>
-                    <a:srcRect/>
-                    <a:stretch>
-                      <a:fillRect/>
-                    </a:stretch>
-                  </pic:blipFill>
-                  <pic:spPr bwMode="auto">
-                    <a:xfrm>
-                      <a:off x="0" y="0"/>
-                      <a:ext cx="5420360" cy="1543685"/>
-                    </a:xfrm>
-                    <a:prstGeom prst="rect">
-                      <a:avLst/>
-                    </a:prstGeom>
-                    <a:noFill/>
-                    <a:ln>
-                      <a:noFill/>
-                    </a:ln>
-                  </pic:spPr>
-                </pic:pic>
-              </a:graphicData>
-            </a:graphic>
-          </wp:inline>
-        </w:drawing>
-      </w:r>
-      <w:r>
-        <w:rPr>
-          <w:noProof/>
-          <w:lang w:val="en-US"/>
-        </w:rPr>
-        <w:drawing>
-          <wp:inline distT="0" distB="0" distL="0" distR="0" wp14:anchorId="347F769C" wp14:editId="3FD320DF">
+          <wp:inline distT="0" distB="0" distL="0" distR="0" wp14:anchorId="347F769C" wp14:editId="74C52C62">
             <wp:extent cx="5937250" cy="490220"/>
             <wp:effectExtent l="0" t="0" r="6350" b="5080"/>
             <wp:docPr id="41" name="Рисунок 41"/>
@@ -268,7 +216,7 @@
                     </pic:cNvPicPr>
                   </pic:nvPicPr>
                   <pic:blipFill>
-                    <a:blip r:embed="rId9">
+                    <a:blip r:embed="rId8">
                       <a:extLst>
                         <a:ext uri="{28A0092B-C50C-407E-A947-70E740481C1C}">
                           <a14:useLocalDpi xmlns:a14="http://schemas.microsoft.com/office/drawing/2010/main" val="0"/>
@@ -305,7 +253,7 @@
           <w:lang w:val="en-US"/>
         </w:rPr>
         <w:drawing>
-          <wp:inline distT="0" distB="0" distL="0" distR="0" wp14:anchorId="0C1425A8" wp14:editId="3B22DABD">
+          <wp:inline distT="0" distB="0" distL="0" distR="0" wp14:anchorId="0C1425A8" wp14:editId="2B27B5CE">
             <wp:extent cx="5930265" cy="576580"/>
             <wp:effectExtent l="0" t="0" r="0" b="0"/>
             <wp:docPr id="42" name="Рисунок 42"/>
@@ -322,7 +270,7 @@
                     </pic:cNvPicPr>
                   </pic:nvPicPr>
                   <pic:blipFill>
-                    <a:blip r:embed="rId10" cstate="print">
+                    <a:blip r:embed="rId9" cstate="print">
                       <a:extLst>
                         <a:ext uri="{28A0092B-C50C-407E-A947-70E740481C1C}">
                           <a14:useLocalDpi xmlns:a14="http://schemas.microsoft.com/office/drawing/2010/main" val="0"/>
@@ -362,6 +310,7 @@
       </w:pPr>
       <w:r>
         <w:rPr>
+          <w:noProof/>
           <w:lang w:val="en-US"/>
         </w:rPr>
         <w:drawing>
@@ -380,7 +329,7 @@
                     <pic:cNvPicPr/>
                   </pic:nvPicPr>
                   <pic:blipFill>
-                    <a:blip r:embed="rId11"/>
+                    <a:blip r:embed="rId10"/>
                     <a:stretch>
                       <a:fillRect/>
                     </a:stretch>
@@ -409,6 +358,7 @@
       </w:pPr>
       <w:r>
         <w:rPr>
+          <w:noProof/>
           <w:lang w:val="en-US"/>
         </w:rPr>
         <w:lastRenderedPageBreak/>
@@ -428,7 +378,7 @@
                     <pic:cNvPicPr/>
                   </pic:nvPicPr>
                   <pic:blipFill>
-                    <a:blip r:embed="rId12"/>
+                    <a:blip r:embed="rId11"/>
                     <a:stretch>
                       <a:fillRect/>
                     </a:stretch>
@@ -455,8 +405,30 @@
           <w:lang w:val="en-US"/>
         </w:rPr>
       </w:pPr>
+      <w:bookmarkStart w:id="1" w:name="_Hlk225117173"/>
       <w:r>
-        <w:rPr>
+        <w:t>mysql -u root -p &lt; /</w:t>
+      </w:r>
+      <w:r>
+        <w:rPr>
+          <w:lang w:val="en-US"/>
+        </w:rPr>
+        <w:t>root/</w:t>
+      </w:r>
+      <w:r>
+        <w:t>all.sql</w:t>
+      </w:r>
+    </w:p>
+    <w:bookmarkEnd w:id="1"/>
+    <w:p>
+      <w:pPr>
+        <w:rPr>
+          <w:lang w:val="en-US"/>
+        </w:rPr>
+      </w:pPr>
+      <w:r>
+        <w:rPr>
+          <w:noProof/>
           <w:lang w:val="en-US"/>
         </w:rPr>
         <w:drawing>
@@ -475,7 +447,7 @@
                     <pic:cNvPicPr/>
                   </pic:nvPicPr>
                   <pic:blipFill>
-                    <a:blip r:embed="rId13"/>
+                    <a:blip r:embed="rId12"/>
                     <a:stretch>
                       <a:fillRect/>
                     </a:stretch>
@@ -502,15 +474,77 @@
           <w:lang w:val="en-US"/>
         </w:rPr>
       </w:pPr>
+    </w:p>
+    <w:p>
+      <w:pPr>
+        <w:rPr>
+          <w:lang w:val="en-US"/>
+        </w:rPr>
+      </w:pPr>
+    </w:p>
+    <w:p>
+      <w:pPr>
+        <w:rPr>
+          <w:lang w:val="en-US"/>
+        </w:rPr>
+      </w:pPr>
       <w:r>
         <w:rPr>
           <w:lang w:val="en-US"/>
         </w:rPr>
+        <w:lastRenderedPageBreak/>
         <w:drawing>
-          <wp:inline distT="0" distB="0" distL="0" distR="0" wp14:anchorId="050016B4" wp14:editId="3C614455">
-            <wp:extent cx="5940425" cy="367665"/>
+          <wp:inline distT="0" distB="0" distL="0" distR="0" wp14:anchorId="126C5AA9" wp14:editId="0163D739">
+            <wp:extent cx="5940425" cy="1908810"/>
             <wp:effectExtent l="0" t="0" r="3175" b="0"/>
-            <wp:docPr id="45" name="Рисунок 45"/>
+            <wp:docPr id="2" name="Рисунок 2"/>
+            <wp:cNvGraphicFramePr>
+              <a:graphicFrameLocks xmlns:a="http://schemas.openxmlformats.org/drawingml/2006/main" noChangeAspect="1"/>
+            </wp:cNvGraphicFramePr>
+            <a:graphic xmlns:a="http://schemas.openxmlformats.org/drawingml/2006/main">
+              <a:graphicData uri="http://schemas.openxmlformats.org/drawingml/2006/picture">
+                <pic:pic xmlns:pic="http://schemas.openxmlformats.org/drawingml/2006/picture">
+                  <pic:nvPicPr>
+                    <pic:cNvPr id="1" name=""/>
+                    <pic:cNvPicPr/>
+                  </pic:nvPicPr>
+                  <pic:blipFill>
+                    <a:blip r:embed="rId13"/>
+                    <a:stretch>
+                      <a:fillRect/>
+                    </a:stretch>
+                  </pic:blipFill>
+                  <pic:spPr>
+                    <a:xfrm>
+                      <a:off x="0" y="0"/>
+                      <a:ext cx="5940425" cy="1908810"/>
+                    </a:xfrm>
+                    <a:prstGeom prst="rect">
+                      <a:avLst/>
+                    </a:prstGeom>
+                  </pic:spPr>
+                </pic:pic>
+              </a:graphicData>
+            </a:graphic>
+          </wp:inline>
+        </w:drawing>
+      </w:r>
+    </w:p>
+    <w:p>
+      <w:pPr>
+        <w:rPr>
+          <w:lang w:val="en-US"/>
+        </w:rPr>
+      </w:pPr>
+      <w:r>
+        <w:rPr>
+          <w:lang w:val="en-US"/>
+        </w:rPr>
+        <w:drawing>
+          <wp:inline distT="0" distB="0" distL="0" distR="0" wp14:anchorId="53261315" wp14:editId="21F5EBC3">
+            <wp:extent cx="5940425" cy="2232025"/>
+            <wp:effectExtent l="0" t="0" r="3175" b="0"/>
+            <wp:docPr id="3" name="Рисунок 3"/>
             <wp:cNvGraphicFramePr>
               <a:graphicFrameLocks xmlns:a="http://schemas.openxmlformats.org/drawingml/2006/main" noChangeAspect="1"/>
             </wp:cNvGraphicFramePr>
@@ -530,7 +564,378 @@
                   <pic:spPr>
                     <a:xfrm>
                       <a:off x="0" y="0"/>
-                      <a:ext cx="5940425" cy="367665"/>
+                      <a:ext cx="5940425" cy="2232025"/>
+                    </a:xfrm>
+                    <a:prstGeom prst="rect">
+                      <a:avLst/>
+                    </a:prstGeom>
+                  </pic:spPr>
+                </pic:pic>
+              </a:graphicData>
+            </a:graphic>
+          </wp:inline>
+        </w:drawing>
+      </w:r>
+    </w:p>
+    <w:p>
+      <w:pPr>
+        <w:rPr>
+          <w:lang w:val="en-US"/>
+        </w:rPr>
+      </w:pPr>
+      <w:r>
+        <w:rPr>
+          <w:lang w:val="en-US"/>
+        </w:rPr>
+        <w:drawing>
+          <wp:inline distT="0" distB="0" distL="0" distR="0" wp14:anchorId="4134B327" wp14:editId="1DC9C36D">
+            <wp:extent cx="3000794" cy="1743318"/>
+            <wp:effectExtent l="0" t="0" r="9525" b="9525"/>
+            <wp:docPr id="4" name="Рисунок 4"/>
+            <wp:cNvGraphicFramePr>
+              <a:graphicFrameLocks xmlns:a="http://schemas.openxmlformats.org/drawingml/2006/main" noChangeAspect="1"/>
+            </wp:cNvGraphicFramePr>
+            <a:graphic xmlns:a="http://schemas.openxmlformats.org/drawingml/2006/main">
+              <a:graphicData uri="http://schemas.openxmlformats.org/drawingml/2006/picture">
+                <pic:pic xmlns:pic="http://schemas.openxmlformats.org/drawingml/2006/picture">
+                  <pic:nvPicPr>
+                    <pic:cNvPr id="1" name=""/>
+                    <pic:cNvPicPr/>
+                  </pic:nvPicPr>
+                  <pic:blipFill>
+                    <a:blip r:embed="rId15"/>
+                    <a:stretch>
+                      <a:fillRect/>
+                    </a:stretch>
+                  </pic:blipFill>
+                  <pic:spPr>
+                    <a:xfrm>
+                      <a:off x="0" y="0"/>
+                      <a:ext cx="3000794" cy="1743318"/>
+                    </a:xfrm>
+                    <a:prstGeom prst="rect">
+                      <a:avLst/>
+                    </a:prstGeom>
+                  </pic:spPr>
+                </pic:pic>
+              </a:graphicData>
+            </a:graphic>
+          </wp:inline>
+        </w:drawing>
+      </w:r>
+      <w:r>
+        <w:rPr>
+          <w:lang w:val="en-US"/>
+        </w:rPr>
+        <w:drawing>
+          <wp:inline distT="0" distB="0" distL="0" distR="0" wp14:anchorId="1F0E6683" wp14:editId="0531FB1F">
+            <wp:extent cx="5940425" cy="3093720"/>
+            <wp:effectExtent l="0" t="0" r="3175" b="0"/>
+            <wp:docPr id="5" name="Рисунок 5"/>
+            <wp:cNvGraphicFramePr>
+              <a:graphicFrameLocks xmlns:a="http://schemas.openxmlformats.org/drawingml/2006/main" noChangeAspect="1"/>
+            </wp:cNvGraphicFramePr>
+            <a:graphic xmlns:a="http://schemas.openxmlformats.org/drawingml/2006/main">
+              <a:graphicData uri="http://schemas.openxmlformats.org/drawingml/2006/picture">
+                <pic:pic xmlns:pic="http://schemas.openxmlformats.org/drawingml/2006/picture">
+                  <pic:nvPicPr>
+                    <pic:cNvPr id="1" name=""/>
+                    <pic:cNvPicPr/>
+                  </pic:nvPicPr>
+                  <pic:blipFill>
+                    <a:blip r:embed="rId16"/>
+                    <a:stretch>
+                      <a:fillRect/>
+                    </a:stretch>
+                  </pic:blipFill>
+                  <pic:spPr>
+                    <a:xfrm>
+                      <a:off x="0" y="0"/>
+                      <a:ext cx="5940425" cy="3093720"/>
+                    </a:xfrm>
+                    <a:prstGeom prst="rect">
+                      <a:avLst/>
+                    </a:prstGeom>
+                  </pic:spPr>
+                </pic:pic>
+              </a:graphicData>
+            </a:graphic>
+          </wp:inline>
+        </w:drawing>
+      </w:r>
+    </w:p>
+    <w:p>
+      <w:pPr>
+        <w:rPr>
+          <w:lang w:val="en-US"/>
+        </w:rPr>
+      </w:pPr>
+      <w:r>
+        <w:rPr>
+          <w:lang w:val="en-US"/>
+        </w:rPr>
+        <w:lastRenderedPageBreak/>
+        <w:drawing>
+          <wp:inline distT="0" distB="0" distL="0" distR="0" wp14:anchorId="2B91090E" wp14:editId="78C144A0">
+            <wp:extent cx="5940425" cy="1888490"/>
+            <wp:effectExtent l="0" t="0" r="3175" b="0"/>
+            <wp:docPr id="6" name="Рисунок 6"/>
+            <wp:cNvGraphicFramePr>
+              <a:graphicFrameLocks xmlns:a="http://schemas.openxmlformats.org/drawingml/2006/main" noChangeAspect="1"/>
+            </wp:cNvGraphicFramePr>
+            <a:graphic xmlns:a="http://schemas.openxmlformats.org/drawingml/2006/main">
+              <a:graphicData uri="http://schemas.openxmlformats.org/drawingml/2006/picture">
+                <pic:pic xmlns:pic="http://schemas.openxmlformats.org/drawingml/2006/picture">
+                  <pic:nvPicPr>
+                    <pic:cNvPr id="1" name=""/>
+                    <pic:cNvPicPr/>
+                  </pic:nvPicPr>
+                  <pic:blipFill>
+                    <a:blip r:embed="rId17"/>
+                    <a:stretch>
+                      <a:fillRect/>
+                    </a:stretch>
+                  </pic:blipFill>
+                  <pic:spPr>
+                    <a:xfrm>
+                      <a:off x="0" y="0"/>
+                      <a:ext cx="5940425" cy="1888490"/>
+                    </a:xfrm>
+                    <a:prstGeom prst="rect">
+                      <a:avLst/>
+                    </a:prstGeom>
+                  </pic:spPr>
+                </pic:pic>
+              </a:graphicData>
+            </a:graphic>
+          </wp:inline>
+        </w:drawing>
+      </w:r>
+    </w:p>
+    <w:p>
+      <w:pPr>
+        <w:rPr>
+          <w:lang w:val="en-US"/>
+        </w:rPr>
+      </w:pPr>
+      <w:r>
+        <w:rPr>
+          <w:lang w:val="en-US"/>
+        </w:rPr>
+        <w:drawing>
+          <wp:inline distT="0" distB="0" distL="0" distR="0" wp14:anchorId="44D1D842" wp14:editId="30AAB45F">
+            <wp:extent cx="5940425" cy="3188335"/>
+            <wp:effectExtent l="0" t="0" r="3175" b="0"/>
+            <wp:docPr id="7" name="Рисунок 7"/>
+            <wp:cNvGraphicFramePr>
+              <a:graphicFrameLocks xmlns:a="http://schemas.openxmlformats.org/drawingml/2006/main" noChangeAspect="1"/>
+            </wp:cNvGraphicFramePr>
+            <a:graphic xmlns:a="http://schemas.openxmlformats.org/drawingml/2006/main">
+              <a:graphicData uri="http://schemas.openxmlformats.org/drawingml/2006/picture">
+                <pic:pic xmlns:pic="http://schemas.openxmlformats.org/drawingml/2006/picture">
+                  <pic:nvPicPr>
+                    <pic:cNvPr id="1" name=""/>
+                    <pic:cNvPicPr/>
+                  </pic:nvPicPr>
+                  <pic:blipFill>
+                    <a:blip r:embed="rId18"/>
+                    <a:stretch>
+                      <a:fillRect/>
+                    </a:stretch>
+                  </pic:blipFill>
+                  <pic:spPr>
+                    <a:xfrm>
+                      <a:off x="0" y="0"/>
+                      <a:ext cx="5940425" cy="3188335"/>
+                    </a:xfrm>
+                    <a:prstGeom prst="rect">
+                      <a:avLst/>
+                    </a:prstGeom>
+                  </pic:spPr>
+                </pic:pic>
+              </a:graphicData>
+            </a:graphic>
+          </wp:inline>
+        </w:drawing>
+      </w:r>
+    </w:p>
+    <w:p>
+      <w:pPr>
+        <w:rPr>
+          <w:lang w:val="en-US"/>
+        </w:rPr>
+      </w:pPr>
+      <w:r>
+        <w:rPr>
+          <w:lang w:val="en-US"/>
+        </w:rPr>
+        <w:drawing>
+          <wp:inline distT="0" distB="0" distL="0" distR="0" wp14:anchorId="44EDBAC5" wp14:editId="4C45D52D">
+            <wp:extent cx="5940425" cy="836295"/>
+            <wp:effectExtent l="0" t="0" r="3175" b="1905"/>
+            <wp:docPr id="8" name="Рисунок 8"/>
+            <wp:cNvGraphicFramePr>
+              <a:graphicFrameLocks xmlns:a="http://schemas.openxmlformats.org/drawingml/2006/main" noChangeAspect="1"/>
+            </wp:cNvGraphicFramePr>
+            <a:graphic xmlns:a="http://schemas.openxmlformats.org/drawingml/2006/main">
+              <a:graphicData uri="http://schemas.openxmlformats.org/drawingml/2006/picture">
+                <pic:pic xmlns:pic="http://schemas.openxmlformats.org/drawingml/2006/picture">
+                  <pic:nvPicPr>
+                    <pic:cNvPr id="1" name=""/>
+                    <pic:cNvPicPr/>
+                  </pic:nvPicPr>
+                  <pic:blipFill>
+                    <a:blip r:embed="rId19"/>
+                    <a:stretch>
+                      <a:fillRect/>
+                    </a:stretch>
+                  </pic:blipFill>
+                  <pic:spPr>
+                    <a:xfrm>
+                      <a:off x="0" y="0"/>
+                      <a:ext cx="5940425" cy="836295"/>
+                    </a:xfrm>
+                    <a:prstGeom prst="rect">
+                      <a:avLst/>
+                    </a:prstGeom>
+                  </pic:spPr>
+                </pic:pic>
+              </a:graphicData>
+            </a:graphic>
+          </wp:inline>
+        </w:drawing>
+      </w:r>
+    </w:p>
+    <w:p>
+      <w:pPr>
+        <w:rPr>
+          <w:lang w:val="ru-RU"/>
+        </w:rPr>
+      </w:pPr>
+      <w:r>
+        <w:rPr>
+          <w:lang w:val="en-US"/>
+        </w:rPr>
+        <w:drawing>
+          <wp:inline distT="0" distB="0" distL="0" distR="0" wp14:anchorId="2FCCE42A" wp14:editId="4479EDF9">
+            <wp:extent cx="5940425" cy="1014095"/>
+            <wp:effectExtent l="0" t="0" r="3175" b="0"/>
+            <wp:docPr id="10" name="Рисунок 10"/>
+            <wp:cNvGraphicFramePr>
+              <a:graphicFrameLocks xmlns:a="http://schemas.openxmlformats.org/drawingml/2006/main" noChangeAspect="1"/>
+            </wp:cNvGraphicFramePr>
+            <a:graphic xmlns:a="http://schemas.openxmlformats.org/drawingml/2006/main">
+              <a:graphicData uri="http://schemas.openxmlformats.org/drawingml/2006/picture">
+                <pic:pic xmlns:pic="http://schemas.openxmlformats.org/drawingml/2006/picture">
+                  <pic:nvPicPr>
+                    <pic:cNvPr id="1" name=""/>
+                    <pic:cNvPicPr/>
+                  </pic:nvPicPr>
+                  <pic:blipFill>
+                    <a:blip r:embed="rId20"/>
+                    <a:stretch>
+                      <a:fillRect/>
+                    </a:stretch>
+                  </pic:blipFill>
+                  <pic:spPr>
+                    <a:xfrm>
+                      <a:off x="0" y="0"/>
+                      <a:ext cx="5940425" cy="1014095"/>
+                    </a:xfrm>
+                    <a:prstGeom prst="rect">
+                      <a:avLst/>
+                    </a:prstGeom>
+                  </pic:spPr>
+                </pic:pic>
+              </a:graphicData>
+            </a:graphic>
+          </wp:inline>
+        </w:drawing>
+      </w:r>
+    </w:p>
+    <w:p>
+      <w:pPr>
+        <w:rPr>
+          <w:lang w:val="en-US"/>
+        </w:rPr>
+      </w:pPr>
+      <w:r>
+        <w:rPr>
+          <w:lang w:val="ru-RU"/>
+        </w:rPr>
+        <w:lastRenderedPageBreak/>
+        <w:drawing>
+          <wp:inline distT="0" distB="0" distL="0" distR="0" wp14:anchorId="54A78D31" wp14:editId="43E5161D">
+            <wp:extent cx="5940425" cy="3080385"/>
+            <wp:effectExtent l="0" t="0" r="3175" b="5715"/>
+            <wp:docPr id="11" name="Рисунок 11"/>
+            <wp:cNvGraphicFramePr>
+              <a:graphicFrameLocks xmlns:a="http://schemas.openxmlformats.org/drawingml/2006/main" noChangeAspect="1"/>
+            </wp:cNvGraphicFramePr>
+            <a:graphic xmlns:a="http://schemas.openxmlformats.org/drawingml/2006/main">
+              <a:graphicData uri="http://schemas.openxmlformats.org/drawingml/2006/picture">
+                <pic:pic xmlns:pic="http://schemas.openxmlformats.org/drawingml/2006/picture">
+                  <pic:nvPicPr>
+                    <pic:cNvPr id="1" name=""/>
+                    <pic:cNvPicPr/>
+                  </pic:nvPicPr>
+                  <pic:blipFill>
+                    <a:blip r:embed="rId21"/>
+                    <a:stretch>
+                      <a:fillRect/>
+                    </a:stretch>
+                  </pic:blipFill>
+                  <pic:spPr>
+                    <a:xfrm>
+                      <a:off x="0" y="0"/>
+                      <a:ext cx="5940425" cy="3080385"/>
+                    </a:xfrm>
+                    <a:prstGeom prst="rect">
+                      <a:avLst/>
+                    </a:prstGeom>
+                  </pic:spPr>
+                </pic:pic>
+              </a:graphicData>
+            </a:graphic>
+          </wp:inline>
+        </w:drawing>
+      </w:r>
+    </w:p>
+    <w:p>
+      <w:pPr>
+        <w:rPr>
+          <w:lang w:val="en-US"/>
+        </w:rPr>
+      </w:pPr>
+      <w:r>
+        <w:rPr>
+          <w:lang w:val="en-US"/>
+        </w:rPr>
+        <w:drawing>
+          <wp:inline distT="0" distB="0" distL="0" distR="0" wp14:anchorId="12822B16" wp14:editId="103C215C">
+            <wp:extent cx="5940425" cy="1026160"/>
+            <wp:effectExtent l="0" t="0" r="3175" b="2540"/>
+            <wp:docPr id="12" name="Рисунок 12"/>
+            <wp:cNvGraphicFramePr>
+              <a:graphicFrameLocks xmlns:a="http://schemas.openxmlformats.org/drawingml/2006/main" noChangeAspect="1"/>
+            </wp:cNvGraphicFramePr>
+            <a:graphic xmlns:a="http://schemas.openxmlformats.org/drawingml/2006/main">
+              <a:graphicData uri="http://schemas.openxmlformats.org/drawingml/2006/picture">
+                <pic:pic xmlns:pic="http://schemas.openxmlformats.org/drawingml/2006/picture">
+                  <pic:nvPicPr>
+                    <pic:cNvPr id="1" name=""/>
+                    <pic:cNvPicPr/>
+                  </pic:nvPicPr>
+                  <pic:blipFill>
+                    <a:blip r:embed="rId22"/>
+                    <a:stretch>
+                      <a:fillRect/>
+                    </a:stretch>
+                  </pic:blipFill>
+                  <pic:spPr>
+                    <a:xfrm>
+                      <a:off x="0" y="0"/>
+                      <a:ext cx="5940425" cy="1026160"/>
                     </a:xfrm>
                     <a:prstGeom prst="rect">
                       <a:avLst/>
@@ -1250,7 +1655,6 @@
   <w:style w:type="character" w:default="1" w:styleId="a0">
     <w:name w:val="Default Paragraph Font"/>
     <w:uiPriority w:val="1"/>
-    <w:semiHidden/>
     <w:unhideWhenUsed/>
   </w:style>
   <w:style w:type="table" w:default="1" w:styleId="a1">
